--- a/Fase 2/Evidencias del Proyecto/SICMA_BMK_v1.1.docx
+++ b/Fase 2/Evidencias del Proyecto/SICMA_BMK_v1.1.docx
@@ -606,8 +606,8 @@
         </w:tblBorders>
       </w:tblPr>
       <w:tblGrid>
-        <w:gridCol w:w="3394"/>
-        <w:gridCol w:w="4525"/>
+        <w:gridCol w:w="3788"/>
+        <w:gridCol w:w="5050"/>
       </w:tblGrid>
       <w:tr>
         <w:trPr>
@@ -616,7 +616,7 @@
         </w:trPr>
         <w:tc>
           <w:tcPr>
-            <w:tcW w:w="3394" w:type="dxa"/>
+            <w:tcW w:w="3788" w:type="dxa"/>
             <w:shd w:val="clear" w:color="auto" w:fill="D9E2F3"/>
           </w:tcPr>
           <w:p>
@@ -635,7 +635,7 @@
         </w:tc>
         <w:tc>
           <w:tcPr>
-            <w:tcW w:w="4525" w:type="dxa"/>
+            <w:tcW w:w="5050" w:type="dxa"/>
             <w:shd w:val="clear" w:color="auto" w:fill="D9E2F3"/>
           </w:tcPr>
           <w:p>
@@ -659,7 +659,7 @@
         </w:trPr>
         <w:tc>
           <w:tcPr>
-            <w:tcW w:w="3394" w:type="dxa"/>
+            <w:tcW w:w="3788" w:type="dxa"/>
           </w:tcPr>
           <w:p>
             <w:pPr>
@@ -676,7 +676,7 @@
         </w:tc>
         <w:tc>
           <w:tcPr>
-            <w:tcW w:w="4525" w:type="dxa"/>
+            <w:tcW w:w="5050" w:type="dxa"/>
           </w:tcPr>
           <w:p>
             <w:pPr>
@@ -698,7 +698,7 @@
         </w:trPr>
         <w:tc>
           <w:tcPr>
-            <w:tcW w:w="3394" w:type="dxa"/>
+            <w:tcW w:w="3788" w:type="dxa"/>
           </w:tcPr>
           <w:p>
             <w:pPr>
@@ -715,7 +715,7 @@
         </w:tc>
         <w:tc>
           <w:tcPr>
-            <w:tcW w:w="4525" w:type="dxa"/>
+            <w:tcW w:w="5050" w:type="dxa"/>
           </w:tcPr>
           <w:p>
             <w:pPr>
@@ -737,7 +737,7 @@
         </w:trPr>
         <w:tc>
           <w:tcPr>
-            <w:tcW w:w="3394" w:type="dxa"/>
+            <w:tcW w:w="3788" w:type="dxa"/>
           </w:tcPr>
           <w:p>
             <w:pPr>
@@ -754,7 +754,7 @@
         </w:tc>
         <w:tc>
           <w:tcPr>
-            <w:tcW w:w="4525" w:type="dxa"/>
+            <w:tcW w:w="5050" w:type="dxa"/>
           </w:tcPr>
           <w:p>
             <w:pPr>
@@ -776,7 +776,7 @@
         </w:trPr>
         <w:tc>
           <w:tcPr>
-            <w:tcW w:w="3394" w:type="dxa"/>
+            <w:tcW w:w="3788" w:type="dxa"/>
           </w:tcPr>
           <w:p>
             <w:pPr>
@@ -793,7 +793,7 @@
         </w:tc>
         <w:tc>
           <w:tcPr>
-            <w:tcW w:w="4525" w:type="dxa"/>
+            <w:tcW w:w="5050" w:type="dxa"/>
           </w:tcPr>
           <w:p>
             <w:pPr>
@@ -815,7 +815,7 @@
         </w:trPr>
         <w:tc>
           <w:tcPr>
-            <w:tcW w:w="3394" w:type="dxa"/>
+            <w:tcW w:w="3788" w:type="dxa"/>
           </w:tcPr>
           <w:p>
             <w:pPr>
@@ -832,7 +832,7 @@
         </w:tc>
         <w:tc>
           <w:tcPr>
-            <w:tcW w:w="4525" w:type="dxa"/>
+            <w:tcW w:w="5050" w:type="dxa"/>
           </w:tcPr>
           <w:p>
             <w:pPr>
@@ -869,7 +869,7 @@
         <w:gridCol w:w="972"/>
         <w:gridCol w:w="1237"/>
         <w:gridCol w:w="1502"/>
-        <w:gridCol w:w="5126"/>
+        <w:gridCol w:w="5127"/>
       </w:tblGrid>
       <w:tr>
         <w:trPr>
@@ -935,7 +935,7 @@
         </w:tc>
         <w:tc>
           <w:tcPr>
-            <w:tcW w:w="5126" w:type="dxa"/>
+            <w:tcW w:w="5127" w:type="dxa"/>
             <w:shd w:val="clear" w:color="auto" w:fill="D9E2F3"/>
           </w:tcPr>
           <w:p>
@@ -1010,7 +1010,7 @@
         </w:tc>
         <w:tc>
           <w:tcPr>
-            <w:tcW w:w="5126" w:type="dxa"/>
+            <w:tcW w:w="5127" w:type="dxa"/>
           </w:tcPr>
           <w:p>
             <w:pPr>
@@ -1083,7 +1083,7 @@
         </w:tc>
         <w:tc>
           <w:tcPr>
-            <w:tcW w:w="5126" w:type="dxa"/>
+            <w:tcW w:w="5127" w:type="dxa"/>
           </w:tcPr>
           <w:p>
             <w:pPr>
@@ -1206,8 +1206,8 @@
         </w:tblBorders>
       </w:tblPr>
       <w:tblGrid>
-        <w:gridCol w:w="4367"/>
-        <w:gridCol w:w="3552"/>
+        <w:gridCol w:w="4874"/>
+        <w:gridCol w:w="3964"/>
       </w:tblGrid>
       <w:tr>
         <w:trPr>
@@ -1216,7 +1216,7 @@
         </w:trPr>
         <w:tc>
           <w:tcPr>
-            <w:tcW w:w="4367" w:type="dxa"/>
+            <w:tcW w:w="4874" w:type="dxa"/>
             <w:shd w:val="clear" w:color="auto" w:fill="D9E2F3"/>
           </w:tcPr>
           <w:p>
@@ -1235,7 +1235,7 @@
         </w:tc>
         <w:tc>
           <w:tcPr>
-            <w:tcW w:w="3552" w:type="dxa"/>
+            <w:tcW w:w="3964" w:type="dxa"/>
             <w:shd w:val="clear" w:color="auto" w:fill="D9E2F3"/>
           </w:tcPr>
           <w:p>
@@ -1259,7 +1259,7 @@
         </w:trPr>
         <w:tc>
           <w:tcPr>
-            <w:tcW w:w="4367" w:type="dxa"/>
+            <w:tcW w:w="4874" w:type="dxa"/>
           </w:tcPr>
           <w:p>
             <w:pPr>
@@ -1276,7 +1276,7 @@
         </w:tc>
         <w:tc>
           <w:tcPr>
-            <w:tcW w:w="3552" w:type="dxa"/>
+            <w:tcW w:w="3964" w:type="dxa"/>
           </w:tcPr>
           <w:p>
             <w:pPr>
@@ -1298,7 +1298,7 @@
         </w:trPr>
         <w:tc>
           <w:tcPr>
-            <w:tcW w:w="4367" w:type="dxa"/>
+            <w:tcW w:w="4874" w:type="dxa"/>
           </w:tcPr>
           <w:p>
             <w:pPr>
@@ -1315,7 +1315,7 @@
         </w:tc>
         <w:tc>
           <w:tcPr>
-            <w:tcW w:w="3552" w:type="dxa"/>
+            <w:tcW w:w="3964" w:type="dxa"/>
           </w:tcPr>
           <w:p>
             <w:pPr>
@@ -1337,7 +1337,7 @@
         </w:trPr>
         <w:tc>
           <w:tcPr>
-            <w:tcW w:w="4367" w:type="dxa"/>
+            <w:tcW w:w="4874" w:type="dxa"/>
           </w:tcPr>
           <w:p>
             <w:pPr>
@@ -1354,7 +1354,7 @@
         </w:tc>
         <w:tc>
           <w:tcPr>
-            <w:tcW w:w="3552" w:type="dxa"/>
+            <w:tcW w:w="3964" w:type="dxa"/>
           </w:tcPr>
           <w:p>
             <w:pPr>
@@ -1376,7 +1376,7 @@
         </w:trPr>
         <w:tc>
           <w:tcPr>
-            <w:tcW w:w="4367" w:type="dxa"/>
+            <w:tcW w:w="4874" w:type="dxa"/>
           </w:tcPr>
           <w:p>
             <w:pPr>
@@ -1393,7 +1393,7 @@
         </w:tc>
         <w:tc>
           <w:tcPr>
-            <w:tcW w:w="3552" w:type="dxa"/>
+            <w:tcW w:w="3964" w:type="dxa"/>
           </w:tcPr>
           <w:p>
             <w:pPr>
@@ -1415,7 +1415,7 @@
         </w:trPr>
         <w:tc>
           <w:tcPr>
-            <w:tcW w:w="4367" w:type="dxa"/>
+            <w:tcW w:w="4874" w:type="dxa"/>
           </w:tcPr>
           <w:p>
             <w:pPr>
@@ -1432,7 +1432,7 @@
         </w:tc>
         <w:tc>
           <w:tcPr>
-            <w:tcW w:w="3552" w:type="dxa"/>
+            <w:tcW w:w="3964" w:type="dxa"/>
           </w:tcPr>
           <w:p>
             <w:pPr>
@@ -1454,7 +1454,7 @@
         </w:trPr>
         <w:tc>
           <w:tcPr>
-            <w:tcW w:w="4367" w:type="dxa"/>
+            <w:tcW w:w="4874" w:type="dxa"/>
           </w:tcPr>
           <w:p>
             <w:pPr>
@@ -1471,7 +1471,7 @@
         </w:tc>
         <w:tc>
           <w:tcPr>
-            <w:tcW w:w="3552" w:type="dxa"/>
+            <w:tcW w:w="3964" w:type="dxa"/>
           </w:tcPr>
           <w:p>
             <w:pPr>
@@ -1493,7 +1493,7 @@
         </w:trPr>
         <w:tc>
           <w:tcPr>
-            <w:tcW w:w="4367" w:type="dxa"/>
+            <w:tcW w:w="4874" w:type="dxa"/>
           </w:tcPr>
           <w:p>
             <w:pPr>
@@ -1510,7 +1510,7 @@
         </w:tc>
         <w:tc>
           <w:tcPr>
-            <w:tcW w:w="3552" w:type="dxa"/>
+            <w:tcW w:w="3964" w:type="dxa"/>
           </w:tcPr>
           <w:p>
             <w:pPr>
@@ -1532,7 +1532,7 @@
         </w:trPr>
         <w:tc>
           <w:tcPr>
-            <w:tcW w:w="4367" w:type="dxa"/>
+            <w:tcW w:w="4874" w:type="dxa"/>
           </w:tcPr>
           <w:p>
             <w:pPr>
@@ -1549,7 +1549,7 @@
         </w:tc>
         <w:tc>
           <w:tcPr>
-            <w:tcW w:w="3552" w:type="dxa"/>
+            <w:tcW w:w="3964" w:type="dxa"/>
           </w:tcPr>
           <w:p>
             <w:pPr>
@@ -1606,9 +1606,9 @@
         </w:tblBorders>
       </w:tblPr>
       <w:tblGrid>
-        <w:gridCol w:w="1593"/>
-        <w:gridCol w:w="2654"/>
-        <w:gridCol w:w="3672"/>
+        <w:gridCol w:w="1778"/>
+        <w:gridCol w:w="2962"/>
+        <w:gridCol w:w="4098"/>
       </w:tblGrid>
       <w:tr>
         <w:trPr>
@@ -1617,7 +1617,7 @@
         </w:trPr>
         <w:tc>
           <w:tcPr>
-            <w:tcW w:w="1593" w:type="dxa"/>
+            <w:tcW w:w="1778" w:type="dxa"/>
             <w:shd w:val="clear" w:color="auto" w:fill="D9E2F3"/>
           </w:tcPr>
           <w:p>
@@ -1636,7 +1636,7 @@
         </w:tc>
         <w:tc>
           <w:tcPr>
-            <w:tcW w:w="2654" w:type="dxa"/>
+            <w:tcW w:w="2962" w:type="dxa"/>
             <w:shd w:val="clear" w:color="auto" w:fill="D9E2F3"/>
           </w:tcPr>
           <w:p>
@@ -1655,7 +1655,7 @@
         </w:tc>
         <w:tc>
           <w:tcPr>
-            <w:tcW w:w="3672" w:type="dxa"/>
+            <w:tcW w:w="4098" w:type="dxa"/>
             <w:shd w:val="clear" w:color="auto" w:fill="D9E2F3"/>
           </w:tcPr>
           <w:p>
@@ -1679,7 +1679,7 @@
         </w:trPr>
         <w:tc>
           <w:tcPr>
-            <w:tcW w:w="1593" w:type="dxa"/>
+            <w:tcW w:w="1778" w:type="dxa"/>
           </w:tcPr>
           <w:p>
             <w:pPr>
@@ -1696,7 +1696,7 @@
         </w:tc>
         <w:tc>
           <w:tcPr>
-            <w:tcW w:w="2654" w:type="dxa"/>
+            <w:tcW w:w="2962" w:type="dxa"/>
           </w:tcPr>
           <w:p>
             <w:pPr>
@@ -1713,7 +1713,7 @@
         </w:tc>
         <w:tc>
           <w:tcPr>
-            <w:tcW w:w="3672" w:type="dxa"/>
+            <w:tcW w:w="4098" w:type="dxa"/>
           </w:tcPr>
           <w:p>
             <w:pPr>
@@ -1735,7 +1735,7 @@
         </w:trPr>
         <w:tc>
           <w:tcPr>
-            <w:tcW w:w="1593" w:type="dxa"/>
+            <w:tcW w:w="1778" w:type="dxa"/>
           </w:tcPr>
           <w:p>
             <w:pPr>
@@ -1752,7 +1752,7 @@
         </w:tc>
         <w:tc>
           <w:tcPr>
-            <w:tcW w:w="2654" w:type="dxa"/>
+            <w:tcW w:w="2962" w:type="dxa"/>
           </w:tcPr>
           <w:p>
             <w:pPr>
@@ -1769,7 +1769,7 @@
         </w:tc>
         <w:tc>
           <w:tcPr>
-            <w:tcW w:w="3672" w:type="dxa"/>
+            <w:tcW w:w="4098" w:type="dxa"/>
           </w:tcPr>
           <w:p>
             <w:pPr>
@@ -1791,7 +1791,7 @@
         </w:trPr>
         <w:tc>
           <w:tcPr>
-            <w:tcW w:w="1593" w:type="dxa"/>
+            <w:tcW w:w="1778" w:type="dxa"/>
           </w:tcPr>
           <w:p>
             <w:pPr>
@@ -1808,7 +1808,7 @@
         </w:tc>
         <w:tc>
           <w:tcPr>
-            <w:tcW w:w="2654" w:type="dxa"/>
+            <w:tcW w:w="2962" w:type="dxa"/>
           </w:tcPr>
           <w:p>
             <w:pPr>
@@ -1825,7 +1825,7 @@
         </w:tc>
         <w:tc>
           <w:tcPr>
-            <w:tcW w:w="3672" w:type="dxa"/>
+            <w:tcW w:w="4098" w:type="dxa"/>
           </w:tcPr>
           <w:p>
             <w:pPr>
@@ -1847,7 +1847,7 @@
         </w:trPr>
         <w:tc>
           <w:tcPr>
-            <w:tcW w:w="1593" w:type="dxa"/>
+            <w:tcW w:w="1778" w:type="dxa"/>
           </w:tcPr>
           <w:p>
             <w:pPr>
@@ -1864,7 +1864,7 @@
         </w:tc>
         <w:tc>
           <w:tcPr>
-            <w:tcW w:w="2654" w:type="dxa"/>
+            <w:tcW w:w="2962" w:type="dxa"/>
           </w:tcPr>
           <w:p>
             <w:pPr>
@@ -1881,7 +1881,7 @@
         </w:tc>
         <w:tc>
           <w:tcPr>
-            <w:tcW w:w="3672" w:type="dxa"/>
+            <w:tcW w:w="4098" w:type="dxa"/>
           </w:tcPr>
           <w:p>
             <w:pPr>
@@ -1903,7 +1903,7 @@
         </w:trPr>
         <w:tc>
           <w:tcPr>
-            <w:tcW w:w="1593" w:type="dxa"/>
+            <w:tcW w:w="1778" w:type="dxa"/>
           </w:tcPr>
           <w:p>
             <w:pPr>
@@ -1920,7 +1920,7 @@
         </w:tc>
         <w:tc>
           <w:tcPr>
-            <w:tcW w:w="2654" w:type="dxa"/>
+            <w:tcW w:w="2962" w:type="dxa"/>
           </w:tcPr>
           <w:p>
             <w:pPr>
@@ -1937,7 +1937,7 @@
         </w:tc>
         <w:tc>
           <w:tcPr>
-            <w:tcW w:w="3672" w:type="dxa"/>
+            <w:tcW w:w="4098" w:type="dxa"/>
           </w:tcPr>
           <w:p>
             <w:pPr>
@@ -1959,7 +1959,7 @@
         </w:trPr>
         <w:tc>
           <w:tcPr>
-            <w:tcW w:w="1593" w:type="dxa"/>
+            <w:tcW w:w="1778" w:type="dxa"/>
           </w:tcPr>
           <w:p>
             <w:pPr>
@@ -1976,7 +1976,7 @@
         </w:tc>
         <w:tc>
           <w:tcPr>
-            <w:tcW w:w="2654" w:type="dxa"/>
+            <w:tcW w:w="2962" w:type="dxa"/>
           </w:tcPr>
           <w:p>
             <w:pPr>
@@ -1993,7 +1993,7 @@
         </w:tc>
         <w:tc>
           <w:tcPr>
-            <w:tcW w:w="3672" w:type="dxa"/>
+            <w:tcW w:w="4098" w:type="dxa"/>
           </w:tcPr>
           <w:p>
             <w:pPr>
@@ -2133,18 +2133,17 @@
           <w:insideH w:val="single" w:sz="4" w:color="808080"/>
           <w:insideV w:val="single" w:sz="4" w:color="808080"/>
         </w:tblBorders>
-        <w:tblLayout w:type="fixed"/>
-        <w:tblW w:w="8844" w:type="dxa"/>
+        <w:tblW w:w="5000" w:type="pct"/>
       </w:tblPr>
       <w:tblGrid>
-        <w:gridCol w:w="1644"/>
-        <w:gridCol w:w="907"/>
-        <w:gridCol w:w="964"/>
-        <w:gridCol w:w="964"/>
-        <w:gridCol w:w="964"/>
-        <w:gridCol w:w="964"/>
-        <w:gridCol w:w="1361"/>
-        <w:gridCol w:w="907"/>
+        <w:gridCol w:w="1675"/>
+        <w:gridCol w:w="924"/>
+        <w:gridCol w:w="982"/>
+        <w:gridCol w:w="982"/>
+        <w:gridCol w:w="982"/>
+        <w:gridCol w:w="982"/>
+        <w:gridCol w:w="1387"/>
+        <w:gridCol w:w="924"/>
       </w:tblGrid>
       <w:tr>
         <w:trPr>
@@ -2153,7 +2152,7 @@
         </w:trPr>
         <w:tc>
           <w:tcPr>
-            <w:tcW w:w="1644" w:type="dxa"/>
+            <w:tcW w:w="1675" w:type="dxa"/>
             <w:shd w:val="clear" w:color="auto" w:fill="D9E2F3"/>
           </w:tcPr>
           <w:p>
@@ -2172,7 +2171,7 @@
         </w:tc>
         <w:tc>
           <w:tcPr>
-            <w:tcW w:w="907" w:type="dxa"/>
+            <w:tcW w:w="924" w:type="dxa"/>
             <w:shd w:val="clear" w:color="auto" w:fill="D9E2F3"/>
           </w:tcPr>
           <w:p>
@@ -2191,7 +2190,7 @@
         </w:tc>
         <w:tc>
           <w:tcPr>
-            <w:tcW w:w="964" w:type="dxa"/>
+            <w:tcW w:w="982" w:type="dxa"/>
             <w:shd w:val="clear" w:color="auto" w:fill="D9E2F3"/>
           </w:tcPr>
           <w:p>
@@ -2210,7 +2209,7 @@
         </w:tc>
         <w:tc>
           <w:tcPr>
-            <w:tcW w:w="964" w:type="dxa"/>
+            <w:tcW w:w="982" w:type="dxa"/>
             <w:shd w:val="clear" w:color="auto" w:fill="D9E2F3"/>
           </w:tcPr>
           <w:p>
@@ -2229,7 +2228,7 @@
         </w:tc>
         <w:tc>
           <w:tcPr>
-            <w:tcW w:w="964" w:type="dxa"/>
+            <w:tcW w:w="982" w:type="dxa"/>
             <w:shd w:val="clear" w:color="auto" w:fill="D9E2F3"/>
           </w:tcPr>
           <w:p>
@@ -2248,7 +2247,7 @@
         </w:tc>
         <w:tc>
           <w:tcPr>
-            <w:tcW w:w="964" w:type="dxa"/>
+            <w:tcW w:w="982" w:type="dxa"/>
             <w:shd w:val="clear" w:color="auto" w:fill="D9E2F3"/>
           </w:tcPr>
           <w:p>
@@ -2267,7 +2266,7 @@
         </w:tc>
         <w:tc>
           <w:tcPr>
-            <w:tcW w:w="1361" w:type="dxa"/>
+            <w:tcW w:w="1387" w:type="dxa"/>
             <w:shd w:val="clear" w:color="auto" w:fill="D9E2F3"/>
           </w:tcPr>
           <w:p>
@@ -2286,7 +2285,7 @@
         </w:tc>
         <w:tc>
           <w:tcPr>
-            <w:tcW w:w="907" w:type="dxa"/>
+            <w:tcW w:w="924" w:type="dxa"/>
             <w:shd w:val="clear" w:color="auto" w:fill="D9E2F3"/>
           </w:tcPr>
           <w:p>
@@ -2310,7 +2309,7 @@
         </w:trPr>
         <w:tc>
           <w:tcPr>
-            <w:tcW w:w="1644" w:type="dxa"/>
+            <w:tcW w:w="1675" w:type="dxa"/>
           </w:tcPr>
           <w:p>
             <w:pPr>
@@ -2327,7 +2326,7 @@
         </w:tc>
         <w:tc>
           <w:tcPr>
-            <w:tcW w:w="907" w:type="dxa"/>
+            <w:tcW w:w="924" w:type="dxa"/>
           </w:tcPr>
           <w:p>
             <w:pPr>
@@ -2344,7 +2343,7 @@
         </w:tc>
         <w:tc>
           <w:tcPr>
-            <w:tcW w:w="964" w:type="dxa"/>
+            <w:tcW w:w="982" w:type="dxa"/>
           </w:tcPr>
           <w:p>
             <w:pPr>
@@ -2361,7 +2360,7 @@
         </w:tc>
         <w:tc>
           <w:tcPr>
-            <w:tcW w:w="964" w:type="dxa"/>
+            <w:tcW w:w="982" w:type="dxa"/>
           </w:tcPr>
           <w:p>
             <w:pPr>
@@ -2378,7 +2377,7 @@
         </w:tc>
         <w:tc>
           <w:tcPr>
-            <w:tcW w:w="964" w:type="dxa"/>
+            <w:tcW w:w="982" w:type="dxa"/>
           </w:tcPr>
           <w:p>
             <w:pPr>
@@ -2395,7 +2394,7 @@
         </w:tc>
         <w:tc>
           <w:tcPr>
-            <w:tcW w:w="964" w:type="dxa"/>
+            <w:tcW w:w="982" w:type="dxa"/>
           </w:tcPr>
           <w:p>
             <w:pPr>
@@ -2412,7 +2411,7 @@
         </w:tc>
         <w:tc>
           <w:tcPr>
-            <w:tcW w:w="1361" w:type="dxa"/>
+            <w:tcW w:w="1387" w:type="dxa"/>
           </w:tcPr>
           <w:p>
             <w:pPr>
@@ -2429,7 +2428,7 @@
         </w:tc>
         <w:tc>
           <w:tcPr>
-            <w:tcW w:w="907" w:type="dxa"/>
+            <w:tcW w:w="924" w:type="dxa"/>
           </w:tcPr>
           <w:p>
             <w:pPr>
@@ -2451,7 +2450,7 @@
         </w:trPr>
         <w:tc>
           <w:tcPr>
-            <w:tcW w:w="1644" w:type="dxa"/>
+            <w:tcW w:w="1675" w:type="dxa"/>
           </w:tcPr>
           <w:p>
             <w:pPr>
@@ -2468,7 +2467,7 @@
         </w:tc>
         <w:tc>
           <w:tcPr>
-            <w:tcW w:w="907" w:type="dxa"/>
+            <w:tcW w:w="924" w:type="dxa"/>
           </w:tcPr>
           <w:p>
             <w:pPr>
@@ -2485,7 +2484,7 @@
         </w:tc>
         <w:tc>
           <w:tcPr>
-            <w:tcW w:w="964" w:type="dxa"/>
+            <w:tcW w:w="982" w:type="dxa"/>
           </w:tcPr>
           <w:p>
             <w:pPr>
@@ -2502,7 +2501,7 @@
         </w:tc>
         <w:tc>
           <w:tcPr>
-            <w:tcW w:w="964" w:type="dxa"/>
+            <w:tcW w:w="982" w:type="dxa"/>
           </w:tcPr>
           <w:p>
             <w:pPr>
@@ -2519,7 +2518,7 @@
         </w:tc>
         <w:tc>
           <w:tcPr>
-            <w:tcW w:w="964" w:type="dxa"/>
+            <w:tcW w:w="982" w:type="dxa"/>
           </w:tcPr>
           <w:p>
             <w:pPr>
@@ -2536,7 +2535,7 @@
         </w:tc>
         <w:tc>
           <w:tcPr>
-            <w:tcW w:w="964" w:type="dxa"/>
+            <w:tcW w:w="982" w:type="dxa"/>
           </w:tcPr>
           <w:p>
             <w:pPr>
@@ -2553,7 +2552,7 @@
         </w:tc>
         <w:tc>
           <w:tcPr>
-            <w:tcW w:w="1361" w:type="dxa"/>
+            <w:tcW w:w="1387" w:type="dxa"/>
           </w:tcPr>
           <w:p>
             <w:pPr>
@@ -2570,7 +2569,7 @@
         </w:tc>
         <w:tc>
           <w:tcPr>
-            <w:tcW w:w="907" w:type="dxa"/>
+            <w:tcW w:w="924" w:type="dxa"/>
           </w:tcPr>
           <w:p>
             <w:pPr>
@@ -2592,7 +2591,7 @@
         </w:trPr>
         <w:tc>
           <w:tcPr>
-            <w:tcW w:w="1644" w:type="dxa"/>
+            <w:tcW w:w="1675" w:type="dxa"/>
           </w:tcPr>
           <w:p>
             <w:pPr>
@@ -2609,7 +2608,7 @@
         </w:tc>
         <w:tc>
           <w:tcPr>
-            <w:tcW w:w="907" w:type="dxa"/>
+            <w:tcW w:w="924" w:type="dxa"/>
           </w:tcPr>
           <w:p>
             <w:pPr>
@@ -2626,7 +2625,7 @@
         </w:tc>
         <w:tc>
           <w:tcPr>
-            <w:tcW w:w="964" w:type="dxa"/>
+            <w:tcW w:w="982" w:type="dxa"/>
           </w:tcPr>
           <w:p>
             <w:pPr>
@@ -2643,7 +2642,7 @@
         </w:tc>
         <w:tc>
           <w:tcPr>
-            <w:tcW w:w="964" w:type="dxa"/>
+            <w:tcW w:w="982" w:type="dxa"/>
           </w:tcPr>
           <w:p>
             <w:pPr>
@@ -2660,7 +2659,7 @@
         </w:tc>
         <w:tc>
           <w:tcPr>
-            <w:tcW w:w="964" w:type="dxa"/>
+            <w:tcW w:w="982" w:type="dxa"/>
           </w:tcPr>
           <w:p>
             <w:pPr>
@@ -2677,7 +2676,7 @@
         </w:tc>
         <w:tc>
           <w:tcPr>
-            <w:tcW w:w="964" w:type="dxa"/>
+            <w:tcW w:w="982" w:type="dxa"/>
           </w:tcPr>
           <w:p>
             <w:pPr>
@@ -2694,7 +2693,7 @@
         </w:tc>
         <w:tc>
           <w:tcPr>
-            <w:tcW w:w="1361" w:type="dxa"/>
+            <w:tcW w:w="1387" w:type="dxa"/>
           </w:tcPr>
           <w:p>
             <w:pPr>
@@ -2711,7 +2710,7 @@
         </w:tc>
         <w:tc>
           <w:tcPr>
-            <w:tcW w:w="907" w:type="dxa"/>
+            <w:tcW w:w="924" w:type="dxa"/>
           </w:tcPr>
           <w:p>
             <w:pPr>
@@ -2733,7 +2732,7 @@
         </w:trPr>
         <w:tc>
           <w:tcPr>
-            <w:tcW w:w="1644" w:type="dxa"/>
+            <w:tcW w:w="1675" w:type="dxa"/>
           </w:tcPr>
           <w:p>
             <w:pPr>
@@ -2750,7 +2749,7 @@
         </w:tc>
         <w:tc>
           <w:tcPr>
-            <w:tcW w:w="907" w:type="dxa"/>
+            <w:tcW w:w="924" w:type="dxa"/>
           </w:tcPr>
           <w:p>
             <w:pPr>
@@ -2767,7 +2766,7 @@
         </w:tc>
         <w:tc>
           <w:tcPr>
-            <w:tcW w:w="964" w:type="dxa"/>
+            <w:tcW w:w="982" w:type="dxa"/>
           </w:tcPr>
           <w:p>
             <w:pPr>
@@ -2784,7 +2783,7 @@
         </w:tc>
         <w:tc>
           <w:tcPr>
-            <w:tcW w:w="964" w:type="dxa"/>
+            <w:tcW w:w="982" w:type="dxa"/>
           </w:tcPr>
           <w:p>
             <w:pPr>
@@ -2801,7 +2800,7 @@
         </w:tc>
         <w:tc>
           <w:tcPr>
-            <w:tcW w:w="964" w:type="dxa"/>
+            <w:tcW w:w="982" w:type="dxa"/>
           </w:tcPr>
           <w:p>
             <w:pPr>
@@ -2818,7 +2817,7 @@
         </w:tc>
         <w:tc>
           <w:tcPr>
-            <w:tcW w:w="964" w:type="dxa"/>
+            <w:tcW w:w="982" w:type="dxa"/>
           </w:tcPr>
           <w:p>
             <w:pPr>
@@ -2835,7 +2834,7 @@
         </w:tc>
         <w:tc>
           <w:tcPr>
-            <w:tcW w:w="1361" w:type="dxa"/>
+            <w:tcW w:w="1387" w:type="dxa"/>
           </w:tcPr>
           <w:p>
             <w:pPr>
@@ -2852,7 +2851,7 @@
         </w:tc>
         <w:tc>
           <w:tcPr>
-            <w:tcW w:w="907" w:type="dxa"/>
+            <w:tcW w:w="924" w:type="dxa"/>
           </w:tcPr>
           <w:p>
             <w:pPr>
@@ -2874,7 +2873,7 @@
         </w:trPr>
         <w:tc>
           <w:tcPr>
-            <w:tcW w:w="1644" w:type="dxa"/>
+            <w:tcW w:w="1675" w:type="dxa"/>
           </w:tcPr>
           <w:p>
             <w:pPr>
@@ -2891,7 +2890,7 @@
         </w:tc>
         <w:tc>
           <w:tcPr>
-            <w:tcW w:w="907" w:type="dxa"/>
+            <w:tcW w:w="924" w:type="dxa"/>
           </w:tcPr>
           <w:p>
             <w:pPr>
@@ -2908,7 +2907,7 @@
         </w:tc>
         <w:tc>
           <w:tcPr>
-            <w:tcW w:w="964" w:type="dxa"/>
+            <w:tcW w:w="982" w:type="dxa"/>
           </w:tcPr>
           <w:p>
             <w:pPr>
@@ -2925,7 +2924,7 @@
         </w:tc>
         <w:tc>
           <w:tcPr>
-            <w:tcW w:w="964" w:type="dxa"/>
+            <w:tcW w:w="982" w:type="dxa"/>
           </w:tcPr>
           <w:p>
             <w:pPr>
@@ -2942,7 +2941,7 @@
         </w:tc>
         <w:tc>
           <w:tcPr>
-            <w:tcW w:w="964" w:type="dxa"/>
+            <w:tcW w:w="982" w:type="dxa"/>
           </w:tcPr>
           <w:p>
             <w:pPr>
@@ -2959,7 +2958,7 @@
         </w:tc>
         <w:tc>
           <w:tcPr>
-            <w:tcW w:w="964" w:type="dxa"/>
+            <w:tcW w:w="982" w:type="dxa"/>
           </w:tcPr>
           <w:p>
             <w:pPr>
@@ -2976,7 +2975,7 @@
         </w:tc>
         <w:tc>
           <w:tcPr>
-            <w:tcW w:w="1361" w:type="dxa"/>
+            <w:tcW w:w="1387" w:type="dxa"/>
           </w:tcPr>
           <w:p>
             <w:pPr>
@@ -2993,7 +2992,7 @@
         </w:tc>
         <w:tc>
           <w:tcPr>
-            <w:tcW w:w="907" w:type="dxa"/>
+            <w:tcW w:w="924" w:type="dxa"/>
           </w:tcPr>
           <w:p>
             <w:pPr>
@@ -3015,7 +3014,7 @@
         </w:trPr>
         <w:tc>
           <w:tcPr>
-            <w:tcW w:w="1644" w:type="dxa"/>
+            <w:tcW w:w="1675" w:type="dxa"/>
           </w:tcPr>
           <w:p>
             <w:pPr>
@@ -3032,7 +3031,7 @@
         </w:tc>
         <w:tc>
           <w:tcPr>
-            <w:tcW w:w="907" w:type="dxa"/>
+            <w:tcW w:w="924" w:type="dxa"/>
           </w:tcPr>
           <w:p>
             <w:pPr>
@@ -3049,7 +3048,7 @@
         </w:tc>
         <w:tc>
           <w:tcPr>
-            <w:tcW w:w="964" w:type="dxa"/>
+            <w:tcW w:w="982" w:type="dxa"/>
           </w:tcPr>
           <w:p>
             <w:pPr>
@@ -3066,7 +3065,7 @@
         </w:tc>
         <w:tc>
           <w:tcPr>
-            <w:tcW w:w="964" w:type="dxa"/>
+            <w:tcW w:w="982" w:type="dxa"/>
           </w:tcPr>
           <w:p>
             <w:pPr>
@@ -3083,7 +3082,7 @@
         </w:tc>
         <w:tc>
           <w:tcPr>
-            <w:tcW w:w="964" w:type="dxa"/>
+            <w:tcW w:w="982" w:type="dxa"/>
           </w:tcPr>
           <w:p>
             <w:pPr>
@@ -3100,7 +3099,7 @@
         </w:tc>
         <w:tc>
           <w:tcPr>
-            <w:tcW w:w="964" w:type="dxa"/>
+            <w:tcW w:w="982" w:type="dxa"/>
           </w:tcPr>
           <w:p>
             <w:pPr>
@@ -3117,7 +3116,7 @@
         </w:tc>
         <w:tc>
           <w:tcPr>
-            <w:tcW w:w="1361" w:type="dxa"/>
+            <w:tcW w:w="1387" w:type="dxa"/>
           </w:tcPr>
           <w:p>
             <w:pPr>
@@ -3134,7 +3133,7 @@
         </w:tc>
         <w:tc>
           <w:tcPr>
-            <w:tcW w:w="907" w:type="dxa"/>
+            <w:tcW w:w="924" w:type="dxa"/>
           </w:tcPr>
           <w:p>
             <w:pPr>
@@ -3156,7 +3155,7 @@
         </w:trPr>
         <w:tc>
           <w:tcPr>
-            <w:tcW w:w="1644" w:type="dxa"/>
+            <w:tcW w:w="1675" w:type="dxa"/>
           </w:tcPr>
           <w:p>
             <w:pPr>
@@ -3173,7 +3172,7 @@
         </w:tc>
         <w:tc>
           <w:tcPr>
-            <w:tcW w:w="907" w:type="dxa"/>
+            <w:tcW w:w="924" w:type="dxa"/>
           </w:tcPr>
           <w:p>
             <w:pPr>
@@ -3190,7 +3189,7 @@
         </w:tc>
         <w:tc>
           <w:tcPr>
-            <w:tcW w:w="964" w:type="dxa"/>
+            <w:tcW w:w="982" w:type="dxa"/>
           </w:tcPr>
           <w:p>
             <w:pPr>
@@ -3207,7 +3206,7 @@
         </w:tc>
         <w:tc>
           <w:tcPr>
-            <w:tcW w:w="964" w:type="dxa"/>
+            <w:tcW w:w="982" w:type="dxa"/>
           </w:tcPr>
           <w:p>
             <w:pPr>
@@ -3224,7 +3223,7 @@
         </w:tc>
         <w:tc>
           <w:tcPr>
-            <w:tcW w:w="964" w:type="dxa"/>
+            <w:tcW w:w="982" w:type="dxa"/>
           </w:tcPr>
           <w:p>
             <w:pPr>
@@ -3241,7 +3240,7 @@
         </w:tc>
         <w:tc>
           <w:tcPr>
-            <w:tcW w:w="964" w:type="dxa"/>
+            <w:tcW w:w="982" w:type="dxa"/>
           </w:tcPr>
           <w:p>
             <w:pPr>
@@ -3258,7 +3257,7 @@
         </w:tc>
         <w:tc>
           <w:tcPr>
-            <w:tcW w:w="1361" w:type="dxa"/>
+            <w:tcW w:w="1387" w:type="dxa"/>
           </w:tcPr>
           <w:p>
             <w:pPr>
@@ -3275,7 +3274,7 @@
         </w:tc>
         <w:tc>
           <w:tcPr>
-            <w:tcW w:w="907" w:type="dxa"/>
+            <w:tcW w:w="924" w:type="dxa"/>
           </w:tcPr>
           <w:p>
             <w:pPr>
@@ -3297,7 +3296,7 @@
         </w:trPr>
         <w:tc>
           <w:tcPr>
-            <w:tcW w:w="1644" w:type="dxa"/>
+            <w:tcW w:w="1675" w:type="dxa"/>
           </w:tcPr>
           <w:p>
             <w:pPr>
@@ -3314,7 +3313,7 @@
         </w:tc>
         <w:tc>
           <w:tcPr>
-            <w:tcW w:w="907" w:type="dxa"/>
+            <w:tcW w:w="924" w:type="dxa"/>
           </w:tcPr>
           <w:p>
             <w:pPr>
@@ -3331,7 +3330,7 @@
         </w:tc>
         <w:tc>
           <w:tcPr>
-            <w:tcW w:w="964" w:type="dxa"/>
+            <w:tcW w:w="982" w:type="dxa"/>
           </w:tcPr>
           <w:p>
             <w:pPr>
@@ -3348,7 +3347,7 @@
         </w:tc>
         <w:tc>
           <w:tcPr>
-            <w:tcW w:w="964" w:type="dxa"/>
+            <w:tcW w:w="982" w:type="dxa"/>
           </w:tcPr>
           <w:p>
             <w:pPr>
@@ -3365,7 +3364,7 @@
         </w:tc>
         <w:tc>
           <w:tcPr>
-            <w:tcW w:w="964" w:type="dxa"/>
+            <w:tcW w:w="982" w:type="dxa"/>
           </w:tcPr>
           <w:p>
             <w:pPr>
@@ -3382,7 +3381,7 @@
         </w:tc>
         <w:tc>
           <w:tcPr>
-            <w:tcW w:w="964" w:type="dxa"/>
+            <w:tcW w:w="982" w:type="dxa"/>
           </w:tcPr>
           <w:p>
             <w:pPr>
@@ -3399,7 +3398,7 @@
         </w:tc>
         <w:tc>
           <w:tcPr>
-            <w:tcW w:w="1361" w:type="dxa"/>
+            <w:tcW w:w="1387" w:type="dxa"/>
           </w:tcPr>
           <w:p>
             <w:pPr>
@@ -3416,7 +3415,7 @@
         </w:tc>
         <w:tc>
           <w:tcPr>
-            <w:tcW w:w="907" w:type="dxa"/>
+            <w:tcW w:w="924" w:type="dxa"/>
           </w:tcPr>
           <w:p>
             <w:pPr>
@@ -3827,10 +3826,10 @@
         </w:tblBorders>
       </w:tblPr>
       <w:tblGrid>
-        <w:gridCol w:w="1192"/>
-        <w:gridCol w:w="1972"/>
-        <w:gridCol w:w="3321"/>
-        <w:gridCol w:w="1434"/>
+        <w:gridCol w:w="1330"/>
+        <w:gridCol w:w="2201"/>
+        <w:gridCol w:w="3706"/>
+        <w:gridCol w:w="1601"/>
       </w:tblGrid>
       <w:tr>
         <w:trPr>
@@ -3839,7 +3838,7 @@
         </w:trPr>
         <w:tc>
           <w:tcPr>
-            <w:tcW w:w="1192" w:type="dxa"/>
+            <w:tcW w:w="1330" w:type="dxa"/>
             <w:shd w:val="clear" w:color="auto" w:fill="D9E2F3"/>
           </w:tcPr>
           <w:p>
@@ -3858,7 +3857,7 @@
         </w:tc>
         <w:tc>
           <w:tcPr>
-            <w:tcW w:w="1972" w:type="dxa"/>
+            <w:tcW w:w="2201" w:type="dxa"/>
             <w:shd w:val="clear" w:color="auto" w:fill="D9E2F3"/>
           </w:tcPr>
           <w:p>
@@ -3877,7 +3876,7 @@
         </w:tc>
         <w:tc>
           <w:tcPr>
-            <w:tcW w:w="3321" w:type="dxa"/>
+            <w:tcW w:w="3706" w:type="dxa"/>
             <w:shd w:val="clear" w:color="auto" w:fill="D9E2F3"/>
           </w:tcPr>
           <w:p>
@@ -3896,7 +3895,7 @@
         </w:tc>
         <w:tc>
           <w:tcPr>
-            <w:tcW w:w="1434" w:type="dxa"/>
+            <w:tcW w:w="1601" w:type="dxa"/>
             <w:shd w:val="clear" w:color="auto" w:fill="D9E2F3"/>
           </w:tcPr>
           <w:p>
@@ -3920,7 +3919,7 @@
         </w:trPr>
         <w:tc>
           <w:tcPr>
-            <w:tcW w:w="1192" w:type="dxa"/>
+            <w:tcW w:w="1330" w:type="dxa"/>
           </w:tcPr>
           <w:p>
             <w:pPr>
@@ -3937,7 +3936,7 @@
         </w:tc>
         <w:tc>
           <w:tcPr>
-            <w:tcW w:w="1972" w:type="dxa"/>
+            <w:tcW w:w="2201" w:type="dxa"/>
           </w:tcPr>
           <w:p>
             <w:pPr>
@@ -3954,7 +3953,7 @@
         </w:tc>
         <w:tc>
           <w:tcPr>
-            <w:tcW w:w="3321" w:type="dxa"/>
+            <w:tcW w:w="3706" w:type="dxa"/>
           </w:tcPr>
           <w:p>
             <w:pPr>
@@ -3971,7 +3970,7 @@
         </w:tc>
         <w:tc>
           <w:tcPr>
-            <w:tcW w:w="1434" w:type="dxa"/>
+            <w:tcW w:w="1601" w:type="dxa"/>
           </w:tcPr>
           <w:p>
             <w:pPr>
@@ -3993,7 +3992,7 @@
         </w:trPr>
         <w:tc>
           <w:tcPr>
-            <w:tcW w:w="1192" w:type="dxa"/>
+            <w:tcW w:w="1330" w:type="dxa"/>
           </w:tcPr>
           <w:p>
             <w:pPr>
@@ -4010,7 +4009,7 @@
         </w:tc>
         <w:tc>
           <w:tcPr>
-            <w:tcW w:w="1972" w:type="dxa"/>
+            <w:tcW w:w="2201" w:type="dxa"/>
           </w:tcPr>
           <w:p>
             <w:pPr>
@@ -4027,7 +4026,7 @@
         </w:tc>
         <w:tc>
           <w:tcPr>
-            <w:tcW w:w="3321" w:type="dxa"/>
+            <w:tcW w:w="3706" w:type="dxa"/>
           </w:tcPr>
           <w:p>
             <w:pPr>
@@ -4044,7 +4043,7 @@
         </w:tc>
         <w:tc>
           <w:tcPr>
-            <w:tcW w:w="1434" w:type="dxa"/>
+            <w:tcW w:w="1601" w:type="dxa"/>
           </w:tcPr>
           <w:p>
             <w:pPr>
@@ -4066,7 +4065,7 @@
         </w:trPr>
         <w:tc>
           <w:tcPr>
-            <w:tcW w:w="1192" w:type="dxa"/>
+            <w:tcW w:w="1330" w:type="dxa"/>
           </w:tcPr>
           <w:p>
             <w:pPr>
@@ -4083,7 +4082,7 @@
         </w:tc>
         <w:tc>
           <w:tcPr>
-            <w:tcW w:w="1972" w:type="dxa"/>
+            <w:tcW w:w="2201" w:type="dxa"/>
           </w:tcPr>
           <w:p>
             <w:pPr>
@@ -4100,7 +4099,7 @@
         </w:tc>
         <w:tc>
           <w:tcPr>
-            <w:tcW w:w="3321" w:type="dxa"/>
+            <w:tcW w:w="3706" w:type="dxa"/>
           </w:tcPr>
           <w:p>
             <w:pPr>
@@ -4117,7 +4116,7 @@
         </w:tc>
         <w:tc>
           <w:tcPr>
-            <w:tcW w:w="1434" w:type="dxa"/>
+            <w:tcW w:w="1601" w:type="dxa"/>
           </w:tcPr>
           <w:p>
             <w:pPr>
@@ -4139,7 +4138,7 @@
         </w:trPr>
         <w:tc>
           <w:tcPr>
-            <w:tcW w:w="1192" w:type="dxa"/>
+            <w:tcW w:w="1330" w:type="dxa"/>
           </w:tcPr>
           <w:p>
             <w:pPr>
@@ -4156,7 +4155,7 @@
         </w:tc>
         <w:tc>
           <w:tcPr>
-            <w:tcW w:w="1972" w:type="dxa"/>
+            <w:tcW w:w="2201" w:type="dxa"/>
           </w:tcPr>
           <w:p>
             <w:pPr>
@@ -4173,7 +4172,7 @@
         </w:tc>
         <w:tc>
           <w:tcPr>
-            <w:tcW w:w="3321" w:type="dxa"/>
+            <w:tcW w:w="3706" w:type="dxa"/>
           </w:tcPr>
           <w:p>
             <w:pPr>
@@ -4190,7 +4189,7 @@
         </w:tc>
         <w:tc>
           <w:tcPr>
-            <w:tcW w:w="1434" w:type="dxa"/>
+            <w:tcW w:w="1601" w:type="dxa"/>
           </w:tcPr>
           <w:p>
             <w:pPr>
@@ -4233,8 +4232,8 @@
         </w:tblBorders>
       </w:tblPr>
       <w:tblGrid>
-        <w:gridCol w:w="2667"/>
-        <w:gridCol w:w="5252"/>
+        <w:gridCol w:w="2977"/>
+        <w:gridCol w:w="5861"/>
       </w:tblGrid>
       <w:tr>
         <w:trPr>
@@ -4243,7 +4242,7 @@
         </w:trPr>
         <w:tc>
           <w:tcPr>
-            <w:tcW w:w="2667" w:type="dxa"/>
+            <w:tcW w:w="2977" w:type="dxa"/>
             <w:shd w:val="clear" w:color="auto" w:fill="D9E2F3"/>
           </w:tcPr>
           <w:p>
@@ -4262,7 +4261,7 @@
         </w:tc>
         <w:tc>
           <w:tcPr>
-            <w:tcW w:w="5252" w:type="dxa"/>
+            <w:tcW w:w="5861" w:type="dxa"/>
             <w:shd w:val="clear" w:color="auto" w:fill="D9E2F3"/>
           </w:tcPr>
           <w:p>
@@ -4286,7 +4285,7 @@
         </w:trPr>
         <w:tc>
           <w:tcPr>
-            <w:tcW w:w="2667" w:type="dxa"/>
+            <w:tcW w:w="2977" w:type="dxa"/>
           </w:tcPr>
           <w:p>
             <w:pPr>
@@ -4303,7 +4302,7 @@
         </w:tc>
         <w:tc>
           <w:tcPr>
-            <w:tcW w:w="5252" w:type="dxa"/>
+            <w:tcW w:w="5861" w:type="dxa"/>
           </w:tcPr>
           <w:p>
             <w:pPr>
@@ -4325,7 +4324,7 @@
         </w:trPr>
         <w:tc>
           <w:tcPr>
-            <w:tcW w:w="2667" w:type="dxa"/>
+            <w:tcW w:w="2977" w:type="dxa"/>
           </w:tcPr>
           <w:p>
             <w:pPr>
@@ -4342,7 +4341,7 @@
         </w:tc>
         <w:tc>
           <w:tcPr>
-            <w:tcW w:w="5252" w:type="dxa"/>
+            <w:tcW w:w="5861" w:type="dxa"/>
           </w:tcPr>
           <w:p>
             <w:pPr>
@@ -4364,7 +4363,7 @@
         </w:trPr>
         <w:tc>
           <w:tcPr>
-            <w:tcW w:w="2667" w:type="dxa"/>
+            <w:tcW w:w="2977" w:type="dxa"/>
           </w:tcPr>
           <w:p>
             <w:pPr>
@@ -4381,7 +4380,7 @@
         </w:tc>
         <w:tc>
           <w:tcPr>
-            <w:tcW w:w="5252" w:type="dxa"/>
+            <w:tcW w:w="5861" w:type="dxa"/>
           </w:tcPr>
           <w:p>
             <w:pPr>
@@ -4403,7 +4402,7 @@
         </w:trPr>
         <w:tc>
           <w:tcPr>
-            <w:tcW w:w="2667" w:type="dxa"/>
+            <w:tcW w:w="2977" w:type="dxa"/>
           </w:tcPr>
           <w:p>
             <w:pPr>
@@ -4420,7 +4419,7 @@
         </w:tc>
         <w:tc>
           <w:tcPr>
-            <w:tcW w:w="5252" w:type="dxa"/>
+            <w:tcW w:w="5861" w:type="dxa"/>
           </w:tcPr>
           <w:p>
             <w:pPr>
@@ -4442,7 +4441,7 @@
         </w:trPr>
         <w:tc>
           <w:tcPr>
-            <w:tcW w:w="2667" w:type="dxa"/>
+            <w:tcW w:w="2977" w:type="dxa"/>
           </w:tcPr>
           <w:p>
             <w:pPr>
@@ -4459,7 +4458,7 @@
         </w:tc>
         <w:tc>
           <w:tcPr>
-            <w:tcW w:w="5252" w:type="dxa"/>
+            <w:tcW w:w="5861" w:type="dxa"/>
           </w:tcPr>
           <w:p>
             <w:pPr>
@@ -4481,7 +4480,7 @@
         </w:trPr>
         <w:tc>
           <w:tcPr>
-            <w:tcW w:w="2667" w:type="dxa"/>
+            <w:tcW w:w="2977" w:type="dxa"/>
           </w:tcPr>
           <w:p>
             <w:pPr>
@@ -4498,7 +4497,7 @@
         </w:tc>
         <w:tc>
           <w:tcPr>
-            <w:tcW w:w="5252" w:type="dxa"/>
+            <w:tcW w:w="5861" w:type="dxa"/>
           </w:tcPr>
           <w:p>
             <w:pPr>
@@ -4520,7 +4519,7 @@
         </w:trPr>
         <w:tc>
           <w:tcPr>
-            <w:tcW w:w="2667" w:type="dxa"/>
+            <w:tcW w:w="2977" w:type="dxa"/>
           </w:tcPr>
           <w:p>
             <w:pPr>
@@ -4537,7 +4536,7 @@
         </w:tc>
         <w:tc>
           <w:tcPr>
-            <w:tcW w:w="5252" w:type="dxa"/>
+            <w:tcW w:w="5861" w:type="dxa"/>
           </w:tcPr>
           <w:p>
             <w:pPr>
@@ -4799,8 +4798,8 @@
         </w:tblBorders>
       </w:tblPr>
       <w:tblGrid>
-        <w:gridCol w:w="3358"/>
-        <w:gridCol w:w="4561"/>
+        <w:gridCol w:w="3748"/>
+        <w:gridCol w:w="5090"/>
       </w:tblGrid>
       <w:tr>
         <w:trPr>
@@ -4809,7 +4808,7 @@
         </w:trPr>
         <w:tc>
           <w:tcPr>
-            <w:tcW w:w="3358" w:type="dxa"/>
+            <w:tcW w:w="3748" w:type="dxa"/>
             <w:shd w:val="clear" w:color="auto" w:fill="D9E2F3"/>
           </w:tcPr>
           <w:p>
@@ -4828,7 +4827,7 @@
         </w:tc>
         <w:tc>
           <w:tcPr>
-            <w:tcW w:w="4561" w:type="dxa"/>
+            <w:tcW w:w="5090" w:type="dxa"/>
             <w:shd w:val="clear" w:color="auto" w:fill="D9E2F3"/>
           </w:tcPr>
           <w:p>
@@ -4852,7 +4851,7 @@
         </w:trPr>
         <w:tc>
           <w:tcPr>
-            <w:tcW w:w="3358" w:type="dxa"/>
+            <w:tcW w:w="3748" w:type="dxa"/>
           </w:tcPr>
           <w:p>
             <w:pPr>
@@ -4869,7 +4868,7 @@
         </w:tc>
         <w:tc>
           <w:tcPr>
-            <w:tcW w:w="4561" w:type="dxa"/>
+            <w:tcW w:w="5090" w:type="dxa"/>
           </w:tcPr>
           <w:p>
             <w:pPr>
@@ -4891,7 +4890,7 @@
         </w:trPr>
         <w:tc>
           <w:tcPr>
-            <w:tcW w:w="3358" w:type="dxa"/>
+            <w:tcW w:w="3748" w:type="dxa"/>
           </w:tcPr>
           <w:p>
             <w:pPr>
@@ -4908,7 +4907,7 @@
         </w:tc>
         <w:tc>
           <w:tcPr>
-            <w:tcW w:w="4561" w:type="dxa"/>
+            <w:tcW w:w="5090" w:type="dxa"/>
           </w:tcPr>
           <w:p>
             <w:pPr>
@@ -4930,7 +4929,7 @@
         </w:trPr>
         <w:tc>
           <w:tcPr>
-            <w:tcW w:w="3358" w:type="dxa"/>
+            <w:tcW w:w="3748" w:type="dxa"/>
           </w:tcPr>
           <w:p>
             <w:pPr>
@@ -4947,7 +4946,7 @@
         </w:tc>
         <w:tc>
           <w:tcPr>
-            <w:tcW w:w="4561" w:type="dxa"/>
+            <w:tcW w:w="5090" w:type="dxa"/>
           </w:tcPr>
           <w:p>
             <w:pPr>
@@ -4969,7 +4968,7 @@
         </w:trPr>
         <w:tc>
           <w:tcPr>
-            <w:tcW w:w="3358" w:type="dxa"/>
+            <w:tcW w:w="3748" w:type="dxa"/>
           </w:tcPr>
           <w:p>
             <w:pPr>
@@ -4986,7 +4985,7 @@
         </w:tc>
         <w:tc>
           <w:tcPr>
-            <w:tcW w:w="4561" w:type="dxa"/>
+            <w:tcW w:w="5090" w:type="dxa"/>
           </w:tcPr>
           <w:p>
             <w:pPr>
@@ -5008,7 +5007,7 @@
         </w:trPr>
         <w:tc>
           <w:tcPr>
-            <w:tcW w:w="3358" w:type="dxa"/>
+            <w:tcW w:w="3748" w:type="dxa"/>
           </w:tcPr>
           <w:p>
             <w:pPr>
@@ -5025,7 +5024,7 @@
         </w:tc>
         <w:tc>
           <w:tcPr>
-            <w:tcW w:w="4561" w:type="dxa"/>
+            <w:tcW w:w="5090" w:type="dxa"/>
           </w:tcPr>
           <w:p>
             <w:pPr>
@@ -5047,7 +5046,7 @@
         </w:trPr>
         <w:tc>
           <w:tcPr>
-            <w:tcW w:w="3358" w:type="dxa"/>
+            <w:tcW w:w="3748" w:type="dxa"/>
           </w:tcPr>
           <w:p>
             <w:pPr>
@@ -5064,7 +5063,7 @@
         </w:tc>
         <w:tc>
           <w:tcPr>
-            <w:tcW w:w="4561" w:type="dxa"/>
+            <w:tcW w:w="5090" w:type="dxa"/>
           </w:tcPr>
           <w:p>
             <w:pPr>
@@ -5086,7 +5085,7 @@
         </w:trPr>
         <w:tc>
           <w:tcPr>
-            <w:tcW w:w="3358" w:type="dxa"/>
+            <w:tcW w:w="3748" w:type="dxa"/>
           </w:tcPr>
           <w:p>
             <w:pPr>
@@ -5103,7 +5102,7 @@
         </w:tc>
         <w:tc>
           <w:tcPr>
-            <w:tcW w:w="4561" w:type="dxa"/>
+            <w:tcW w:w="5090" w:type="dxa"/>
           </w:tcPr>
           <w:p>
             <w:pPr>
@@ -5125,7 +5124,7 @@
         </w:trPr>
         <w:tc>
           <w:tcPr>
-            <w:tcW w:w="3358" w:type="dxa"/>
+            <w:tcW w:w="3748" w:type="dxa"/>
           </w:tcPr>
           <w:p>
             <w:pPr>
@@ -5142,7 +5141,7 @@
         </w:tc>
         <w:tc>
           <w:tcPr>
-            <w:tcW w:w="4561" w:type="dxa"/>
+            <w:tcW w:w="5090" w:type="dxa"/>
           </w:tcPr>
           <w:p>
             <w:pPr>

--- a/Fase 2/Evidencias del Proyecto/SICMA_BMK_v1.1.docx
+++ b/Fase 2/Evidencias del Proyecto/SICMA_BMK_v1.1.docx
@@ -546,7 +546,7 @@
         <w:tab/>
       </w:r>
       <w:r>
-        <w:t>9</w:t>
+        <w:t>10</w:t>
       </w:r>
     </w:p>
     <w:p>
@@ -560,7 +560,7 @@
         <w:tab/>
       </w:r>
       <w:r>
-        <w:t>9</w:t>
+        <w:t>10</w:t>
       </w:r>
       <w:r>
         <w:fldChar w:fldCharType="end"/>
@@ -4768,6 +4768,7 @@
     <w:p>
       <w:pPr>
         <w:pStyle w:val="Heading2"/>
+        <w:pageBreakBefore/>
       </w:pPr>
       <w:r>
         <w:t xml:space="preserve">Anexos</w:t>
